--- a/influencer_submission/ms/manuscript_management_science.docx
+++ b/influencer_submission/ms/manuscript_management_science.docx
@@ -99,7 +99,7 @@
         <w:pStyle w:val="BodyText"/>
       </w:pPr>
       <w:r>
-        <w:t xml:space="preserve">Firms pre-test social media campaigns in agent-based simulators before deciding whether to seed a few influencers or many ordinary users. We show that the recommendation of such a pre-test depends on three modeling choices that are separate from the realism of the agents: the metric used to compare plans, the mechanism that schedules agent actions, and the assumed relation between an account’s audience size and the attention each follower pays to it, which we summarize as an engagement elasticity β. We build an event-driven simulator with inhomogeneous Poisson activity and compare plans by discounted reach, certainty equivalents, conditional value at risk, and stochastic dominance. Under constant attention (β = 0), three influencers produced about twice as many adopters as an equal-link budget spread over about 430 ordinary users and led at every hour and quantile; the scale-versus-speed trade-off suggested by the time to half of a plan’s own adopters was an artifact of scale normalization. Polling or circadian-only scheduling preserved the ranking but roughly doubled the absolute gap between plans. The ranking reversed once attention declined with audience size, near β = 0.1 for discounted reach and downside risk and near 0.2 to 0.3 for expected reach, with a preference-dependent band in between; a first-generation exposure argument predicts the second threshold. On 209,890 posts from six Weibo influencer campaigns, β is 0.66 (95% CI 0.63 to 0.68), well above both thresholds, although known data biases push it upward. Simulators that assume constant attention build in an advantage for influencer seeding.</w:t>
+        <w:t xml:space="preserve">Firms pre-test social media campaigns in agent-based simulators before deciding whether to seed a few influencers or many ordinary users. We show that the recommendation of such a pre-test depends on three modeling choices that are separate from the realism of the agents: the metric used to compare plans, the mechanism that schedules agent actions, and the assumed relation between an account’s audience size and the attention each follower pays to it, which we summarize as an engagement elasticity β. We build an event-driven simulator and compare plans by discounted reach, certainty equivalents, conditional value at risk, and stochastic dominance. Under constant attention (β = 0), three influencers produced about twice as many adopters as an equal-link budget spread over about 430 ordinary users and led at every hour and quantile; the scale-versus-speed trade-off suggested by the time to half of a plan’s own adopters was an artifact of scale normalization. Polling or circadian-only scheduling preserved the ranking but roughly doubled the absolute gap between plans. The ranking reversed once attention declined with audience size, near β = 0.1 for discounted reach and downside risk and near 0.2 to 0.3 for expected reach, with a preference-dependent band in between; a first-generation exposure argument predicts the second threshold. On 209,890 posts from six Weibo influencer campaigns, β is 0.66 (95% CI 0.63 to 0.68), well above both thresholds, although data biases push it upward. Simulators that assume constant attention build in an advantage for influencer seeding.</w:t>
       </w:r>
     </w:p>
     <w:p>
